--- a/Task Report.docx
+++ b/Task Report.docx
@@ -1597,67 +1597,6 @@
     </w:p>
     <w:p>
       <w:pPr>
-        <w:keepNext w:val="0"/>
-        <w:keepLines w:val="0"/>
-        <w:widowControl/>
-        <w:numPr>
-          <w:numId w:val="0"/>
-        </w:numPr>
-        <w:suppressLineNumbers w:val="0"/>
-        <w:spacing w:before="0" w:beforeAutospacing="1" w:after="0" w:afterAutospacing="1" w:line="360" w:lineRule="auto"/>
-        <w:rPr>
-          <w:rFonts w:hint="default" w:ascii="Times New Roman" w:hAnsi="Times New Roman" w:cs="Times New Roman"/>
-        </w:rPr>
-      </w:pPr>
-    </w:p>
-    <w:p>
-      <w:pPr>
-        <w:keepNext w:val="0"/>
-        <w:keepLines w:val="0"/>
-        <w:widowControl/>
-        <w:numPr>
-          <w:numId w:val="0"/>
-        </w:numPr>
-        <w:suppressLineNumbers w:val="0"/>
-        <w:spacing w:before="0" w:beforeAutospacing="1" w:after="0" w:afterAutospacing="1" w:line="360" w:lineRule="auto"/>
-        <w:rPr>
-          <w:rFonts w:hint="default" w:ascii="Times New Roman" w:hAnsi="Times New Roman" w:cs="Times New Roman"/>
-        </w:rPr>
-      </w:pPr>
-    </w:p>
-    <w:p>
-      <w:pPr>
-        <w:pStyle w:val="4"/>
-        <w:keepNext w:val="0"/>
-        <w:keepLines w:val="0"/>
-        <w:widowControl/>
-        <w:suppressLineNumbers w:val="0"/>
-        <w:spacing w:line="360" w:lineRule="auto"/>
-        <w:rPr>
-          <w:rFonts w:hint="default" w:ascii="Times New Roman" w:hAnsi="Times New Roman" w:cs="Times New Roman"/>
-          <w:lang w:val="en-US"/>
-        </w:rPr>
-      </w:pPr>
-      <w:r>
-        <w:rPr>
-          <w:rFonts w:hint="default" w:ascii="Times New Roman" w:hAnsi="Times New Roman" w:cs="Times New Roman"/>
-          <w:b/>
-          <w:bCs/>
-        </w:rPr>
-        <w:t>Analysis with Functions</w:t>
-      </w:r>
-      <w:r>
-        <w:rPr>
-          <w:rFonts w:hint="default" w:ascii="Times New Roman" w:hAnsi="Times New Roman" w:cs="Times New Roman"/>
-          <w:b/>
-          <w:bCs/>
-          <w:lang w:val="en-US"/>
-        </w:rPr>
-        <w:t>:</w:t>
-      </w:r>
-    </w:p>
-    <w:p>
-      <w:pPr>
         <w:pStyle w:val="14"/>
         <w:keepNext w:val="0"/>
         <w:keepLines w:val="0"/>
@@ -1667,17 +1606,384 @@
           <w:numId w:val="6"/>
         </w:numPr>
         <w:suppressLineNumbers w:val="0"/>
-        <w:spacing w:line="360" w:lineRule="auto"/>
-        <w:ind w:left="1300" w:leftChars="0" w:hanging="420" w:firstLineChars="0"/>
-      </w:pPr>
-      <w:r>
-        <w:rPr>
-          <w:rStyle w:val="15"/>
-        </w:rPr>
-        <w:t>COUNT functions</w:t>
-      </w:r>
-      <w:r>
-        <w:t xml:space="preserve"> helped quantify survival counts, gender distribution, missing ages, and unique ticket classes</w:t>
+        <w:tabs>
+          <w:tab w:val="clear" w:pos="420"/>
+        </w:tabs>
+        <w:spacing w:line="360" w:lineRule="auto"/>
+        <w:ind w:left="1300" w:leftChars="0" w:right="0" w:rightChars="0" w:hanging="420" w:firstLineChars="0"/>
+      </w:pPr>
+      <w:r>
+        <w:rPr>
+          <w:rFonts w:hint="default"/>
+          <w:lang w:val="en-US"/>
+        </w:rPr>
+        <w:t>The data set had the following columns:</w:t>
+      </w:r>
+    </w:p>
+    <w:p>
+      <w:pPr>
+        <w:pStyle w:val="14"/>
+        <w:keepNext w:val="0"/>
+        <w:keepLines w:val="0"/>
+        <w:widowControl/>
+        <w:numPr>
+          <w:ilvl w:val="0"/>
+          <w:numId w:val="7"/>
+        </w:numPr>
+        <w:suppressLineNumbers w:val="0"/>
+        <w:tabs>
+          <w:tab w:val="clear" w:pos="420"/>
+        </w:tabs>
+        <w:spacing w:line="360" w:lineRule="auto"/>
+        <w:ind w:left="2180" w:leftChars="0" w:right="0" w:rightChars="0" w:hanging="420" w:firstLineChars="0"/>
+        <w:rPr>
+          <w:rFonts w:hint="default"/>
+          <w:lang w:val="en-US"/>
+        </w:rPr>
+      </w:pPr>
+      <w:r>
+        <w:rPr>
+          <w:rFonts w:hint="default"/>
+          <w:lang w:val="en-US"/>
+        </w:rPr>
+        <w:t>Survived</w:t>
+      </w:r>
+    </w:p>
+    <w:p>
+      <w:pPr>
+        <w:pStyle w:val="14"/>
+        <w:keepNext w:val="0"/>
+        <w:keepLines w:val="0"/>
+        <w:widowControl/>
+        <w:numPr>
+          <w:ilvl w:val="0"/>
+          <w:numId w:val="7"/>
+        </w:numPr>
+        <w:suppressLineNumbers w:val="0"/>
+        <w:tabs>
+          <w:tab w:val="clear" w:pos="420"/>
+        </w:tabs>
+        <w:spacing w:line="360" w:lineRule="auto"/>
+        <w:ind w:left="2180" w:leftChars="0" w:right="0" w:rightChars="0" w:hanging="420" w:firstLineChars="0"/>
+        <w:rPr>
+          <w:rFonts w:hint="default"/>
+          <w:lang w:val="en-US"/>
+        </w:rPr>
+      </w:pPr>
+      <w:r>
+        <w:rPr>
+          <w:rFonts w:hint="default"/>
+          <w:lang w:val="en-US"/>
+        </w:rPr>
+        <w:t>PClass</w:t>
+      </w:r>
+    </w:p>
+    <w:p>
+      <w:pPr>
+        <w:pStyle w:val="14"/>
+        <w:keepNext w:val="0"/>
+        <w:keepLines w:val="0"/>
+        <w:widowControl/>
+        <w:numPr>
+          <w:ilvl w:val="0"/>
+          <w:numId w:val="7"/>
+        </w:numPr>
+        <w:suppressLineNumbers w:val="0"/>
+        <w:tabs>
+          <w:tab w:val="clear" w:pos="420"/>
+        </w:tabs>
+        <w:spacing w:line="360" w:lineRule="auto"/>
+        <w:ind w:left="2180" w:leftChars="0" w:right="0" w:rightChars="0" w:hanging="420" w:firstLineChars="0"/>
+        <w:rPr>
+          <w:rFonts w:hint="default"/>
+          <w:lang w:val="en-US"/>
+        </w:rPr>
+      </w:pPr>
+      <w:r>
+        <w:rPr>
+          <w:rFonts w:hint="default"/>
+          <w:lang w:val="en-US"/>
+        </w:rPr>
+        <w:t>Name</w:t>
+      </w:r>
+    </w:p>
+    <w:p>
+      <w:pPr>
+        <w:pStyle w:val="14"/>
+        <w:keepNext w:val="0"/>
+        <w:keepLines w:val="0"/>
+        <w:widowControl/>
+        <w:numPr>
+          <w:ilvl w:val="0"/>
+          <w:numId w:val="7"/>
+        </w:numPr>
+        <w:suppressLineNumbers w:val="0"/>
+        <w:tabs>
+          <w:tab w:val="clear" w:pos="420"/>
+        </w:tabs>
+        <w:spacing w:line="360" w:lineRule="auto"/>
+        <w:ind w:left="2180" w:leftChars="0" w:right="0" w:rightChars="0" w:hanging="420" w:firstLineChars="0"/>
+        <w:rPr>
+          <w:rFonts w:hint="default"/>
+          <w:lang w:val="en-US"/>
+        </w:rPr>
+      </w:pPr>
+      <w:r>
+        <w:rPr>
+          <w:rFonts w:hint="default"/>
+          <w:lang w:val="en-US"/>
+        </w:rPr>
+        <w:t>Sex</w:t>
+      </w:r>
+    </w:p>
+    <w:p>
+      <w:pPr>
+        <w:pStyle w:val="14"/>
+        <w:keepNext w:val="0"/>
+        <w:keepLines w:val="0"/>
+        <w:widowControl/>
+        <w:numPr>
+          <w:ilvl w:val="0"/>
+          <w:numId w:val="7"/>
+        </w:numPr>
+        <w:suppressLineNumbers w:val="0"/>
+        <w:tabs>
+          <w:tab w:val="clear" w:pos="420"/>
+        </w:tabs>
+        <w:spacing w:line="360" w:lineRule="auto"/>
+        <w:ind w:left="2180" w:leftChars="0" w:right="0" w:rightChars="0" w:hanging="420" w:firstLineChars="0"/>
+        <w:rPr>
+          <w:rFonts w:hint="default"/>
+          <w:lang w:val="en-US"/>
+        </w:rPr>
+      </w:pPr>
+      <w:r>
+        <w:rPr>
+          <w:rFonts w:hint="default"/>
+          <w:lang w:val="en-US"/>
+        </w:rPr>
+        <w:t>Age</w:t>
+      </w:r>
+    </w:p>
+    <w:p>
+      <w:pPr>
+        <w:pStyle w:val="14"/>
+        <w:keepNext w:val="0"/>
+        <w:keepLines w:val="0"/>
+        <w:widowControl/>
+        <w:numPr>
+          <w:ilvl w:val="0"/>
+          <w:numId w:val="7"/>
+        </w:numPr>
+        <w:suppressLineNumbers w:val="0"/>
+        <w:tabs>
+          <w:tab w:val="clear" w:pos="420"/>
+        </w:tabs>
+        <w:spacing w:line="360" w:lineRule="auto"/>
+        <w:ind w:left="2180" w:leftChars="0" w:right="0" w:rightChars="0" w:hanging="420" w:firstLineChars="0"/>
+        <w:rPr>
+          <w:rFonts w:hint="default"/>
+          <w:lang w:val="en-US"/>
+        </w:rPr>
+      </w:pPr>
+      <w:r>
+        <w:rPr>
+          <w:rFonts w:hint="default"/>
+          <w:lang w:val="en-US"/>
+        </w:rPr>
+        <w:t>SibSp</w:t>
+      </w:r>
+    </w:p>
+    <w:p>
+      <w:pPr>
+        <w:pStyle w:val="14"/>
+        <w:keepNext w:val="0"/>
+        <w:keepLines w:val="0"/>
+        <w:widowControl/>
+        <w:numPr>
+          <w:ilvl w:val="0"/>
+          <w:numId w:val="7"/>
+        </w:numPr>
+        <w:suppressLineNumbers w:val="0"/>
+        <w:tabs>
+          <w:tab w:val="clear" w:pos="420"/>
+        </w:tabs>
+        <w:spacing w:line="360" w:lineRule="auto"/>
+        <w:ind w:left="2180" w:leftChars="0" w:right="0" w:rightChars="0" w:hanging="420" w:firstLineChars="0"/>
+        <w:rPr>
+          <w:rFonts w:hint="default"/>
+          <w:lang w:val="en-US"/>
+        </w:rPr>
+      </w:pPr>
+      <w:r>
+        <w:rPr>
+          <w:rFonts w:hint="default"/>
+          <w:lang w:val="en-US"/>
+        </w:rPr>
+        <w:t>Parch</w:t>
+      </w:r>
+    </w:p>
+    <w:p>
+      <w:pPr>
+        <w:pStyle w:val="14"/>
+        <w:keepNext w:val="0"/>
+        <w:keepLines w:val="0"/>
+        <w:widowControl/>
+        <w:numPr>
+          <w:ilvl w:val="0"/>
+          <w:numId w:val="7"/>
+        </w:numPr>
+        <w:suppressLineNumbers w:val="0"/>
+        <w:tabs>
+          <w:tab w:val="clear" w:pos="420"/>
+        </w:tabs>
+        <w:spacing w:line="360" w:lineRule="auto"/>
+        <w:ind w:left="2180" w:leftChars="0" w:right="0" w:rightChars="0" w:hanging="420" w:firstLineChars="0"/>
+        <w:rPr>
+          <w:rFonts w:hint="default"/>
+          <w:lang w:val="en-US"/>
+        </w:rPr>
+      </w:pPr>
+      <w:r>
+        <w:rPr>
+          <w:rFonts w:hint="default"/>
+          <w:lang w:val="en-US"/>
+        </w:rPr>
+        <w:t>Ticket</w:t>
+      </w:r>
+    </w:p>
+    <w:p>
+      <w:pPr>
+        <w:pStyle w:val="14"/>
+        <w:keepNext w:val="0"/>
+        <w:keepLines w:val="0"/>
+        <w:widowControl/>
+        <w:numPr>
+          <w:ilvl w:val="0"/>
+          <w:numId w:val="7"/>
+        </w:numPr>
+        <w:suppressLineNumbers w:val="0"/>
+        <w:tabs>
+          <w:tab w:val="clear" w:pos="420"/>
+        </w:tabs>
+        <w:spacing w:line="360" w:lineRule="auto"/>
+        <w:ind w:left="2180" w:leftChars="0" w:right="0" w:rightChars="0" w:hanging="420" w:firstLineChars="0"/>
+        <w:rPr>
+          <w:rFonts w:hint="default"/>
+          <w:lang w:val="en-US"/>
+        </w:rPr>
+      </w:pPr>
+      <w:r>
+        <w:rPr>
+          <w:rFonts w:hint="default"/>
+          <w:lang w:val="en-US"/>
+        </w:rPr>
+        <w:t>Fare</w:t>
+      </w:r>
+    </w:p>
+    <w:p>
+      <w:pPr>
+        <w:pStyle w:val="14"/>
+        <w:keepNext w:val="0"/>
+        <w:keepLines w:val="0"/>
+        <w:widowControl/>
+        <w:numPr>
+          <w:ilvl w:val="0"/>
+          <w:numId w:val="7"/>
+        </w:numPr>
+        <w:suppressLineNumbers w:val="0"/>
+        <w:tabs>
+          <w:tab w:val="clear" w:pos="420"/>
+        </w:tabs>
+        <w:spacing w:line="360" w:lineRule="auto"/>
+        <w:ind w:left="2180" w:leftChars="0" w:right="0" w:rightChars="0" w:hanging="420" w:firstLineChars="0"/>
+        <w:rPr>
+          <w:rFonts w:hint="default"/>
+          <w:lang w:val="en-US"/>
+        </w:rPr>
+      </w:pPr>
+      <w:r>
+        <w:rPr>
+          <w:rFonts w:hint="default"/>
+          <w:lang w:val="en-US"/>
+        </w:rPr>
+        <w:t>Cabin</w:t>
+      </w:r>
+    </w:p>
+    <w:p>
+      <w:pPr>
+        <w:pStyle w:val="14"/>
+        <w:keepNext w:val="0"/>
+        <w:keepLines w:val="0"/>
+        <w:widowControl/>
+        <w:numPr>
+          <w:ilvl w:val="0"/>
+          <w:numId w:val="7"/>
+        </w:numPr>
+        <w:suppressLineNumbers w:val="0"/>
+        <w:tabs>
+          <w:tab w:val="clear" w:pos="420"/>
+        </w:tabs>
+        <w:spacing w:line="360" w:lineRule="auto"/>
+        <w:ind w:left="2180" w:leftChars="0" w:right="0" w:rightChars="0" w:hanging="420" w:firstLineChars="0"/>
+        <w:rPr>
+          <w:rFonts w:hint="default"/>
+          <w:lang w:val="en-US"/>
+        </w:rPr>
+      </w:pPr>
+      <w:r>
+        <w:rPr>
+          <w:rFonts w:hint="default"/>
+          <w:lang w:val="en-US"/>
+        </w:rPr>
+        <w:t>Embarked</w:t>
+      </w:r>
+    </w:p>
+    <w:p>
+      <w:pPr>
+        <w:keepNext w:val="0"/>
+        <w:keepLines w:val="0"/>
+        <w:widowControl/>
+        <w:numPr>
+          <w:ilvl w:val="0"/>
+          <w:numId w:val="0"/>
+        </w:numPr>
+        <w:suppressLineNumbers w:val="0"/>
+        <w:spacing w:before="0" w:beforeAutospacing="1" w:after="0" w:afterAutospacing="1" w:line="360" w:lineRule="auto"/>
+        <w:rPr>
+          <w:rFonts w:hint="default" w:ascii="Times New Roman" w:hAnsi="Times New Roman" w:cs="Times New Roman"/>
+        </w:rPr>
+      </w:pPr>
+    </w:p>
+    <w:p>
+      <w:pPr>
+        <w:pStyle w:val="4"/>
+        <w:keepNext w:val="0"/>
+        <w:keepLines w:val="0"/>
+        <w:widowControl/>
+        <w:suppressLineNumbers w:val="0"/>
+        <w:spacing w:line="360" w:lineRule="auto"/>
+        <w:rPr>
+          <w:rFonts w:hint="default" w:ascii="Times New Roman" w:hAnsi="Times New Roman" w:cs="Times New Roman"/>
+          <w:lang w:val="en-US"/>
+        </w:rPr>
+      </w:pPr>
+      <w:r>
+        <w:rPr>
+          <w:rFonts w:hint="default" w:ascii="Times New Roman" w:hAnsi="Times New Roman" w:cs="Times New Roman"/>
+          <w:b/>
+          <w:bCs/>
+        </w:rPr>
+        <w:t>Analysis with Functions</w:t>
+      </w:r>
+      <w:r>
+        <w:rPr>
+          <w:rFonts w:hint="default" w:ascii="Times New Roman" w:hAnsi="Times New Roman" w:cs="Times New Roman"/>
+          <w:b/>
+          <w:bCs/>
+          <w:lang w:val="en-US"/>
+        </w:rPr>
+        <w:t>:</w:t>
       </w:r>
     </w:p>
     <w:p>
@@ -1698,10 +2004,17 @@
         <w:rPr>
           <w:rStyle w:val="15"/>
         </w:rPr>
-        <w:t>SUM functions</w:t>
-      </w:r>
-      <w:r>
-        <w:t xml:space="preserve"> were used to calculate totals, such as the overall fares paid by passengers.</w:t>
+        <w:t>COUNT functions</w:t>
+      </w:r>
+      <w:r>
+        <w:t xml:space="preserve"> helped quantify survival counts, gender distribution, missing ages, and unique ticket classes</w:t>
+      </w:r>
+      <w:r>
+        <w:rPr>
+          <w:rFonts w:hint="default"/>
+          <w:lang w:val="en-US"/>
+        </w:rPr>
+        <w:t>(e.g; COUNT, COUNTIF, COUNTBLANK)</w:t>
       </w:r>
     </w:p>
     <w:p>
@@ -1722,51 +2035,20 @@
         <w:rPr>
           <w:rStyle w:val="15"/>
         </w:rPr>
-        <w:t>AVERAGE functions</w:t>
-      </w:r>
-      <w:r>
-        <w:t xml:space="preserve"> provided meaningful measures like the average passenger age and average fare. Together, these formulas highlighted that survival rates were higher among females and first-class passengers, while missing values in the Age column were easily identified and quantified.</w:t>
-      </w:r>
-    </w:p>
-    <w:p>
-      <w:pPr>
-        <w:spacing w:line="360" w:lineRule="auto"/>
-        <w:rPr>
-          <w:b/>
-          <w:bCs/>
-        </w:rPr>
-      </w:pPr>
-    </w:p>
-    <w:p>
-      <w:pPr>
-        <w:pStyle w:val="4"/>
-        <w:keepNext w:val="0"/>
-        <w:keepLines w:val="0"/>
-        <w:widowControl/>
-        <w:suppressLineNumbers w:val="0"/>
-        <w:spacing w:line="360" w:lineRule="auto"/>
-        <w:rPr>
-          <w:rFonts w:hint="default" w:ascii="Times New Roman" w:hAnsi="Times New Roman" w:cs="Times New Roman"/>
-          <w:lang w:val="en-US"/>
-        </w:rPr>
-      </w:pPr>
-      <w:r>
-        <w:rPr>
-          <w:rFonts w:hint="default" w:ascii="Times New Roman" w:hAnsi="Times New Roman" w:cs="Times New Roman"/>
-          <w:b/>
-          <w:bCs/>
-        </w:rPr>
-        <w:t>Key Insights</w:t>
-      </w:r>
-      <w:r>
-        <w:rPr>
-          <w:rFonts w:hint="default" w:ascii="Times New Roman" w:hAnsi="Times New Roman" w:cs="Times New Roman"/>
-          <w:b/>
-          <w:bCs/>
-          <w:lang w:val="en-US"/>
-        </w:rPr>
-        <w:t>:</w:t>
-      </w:r>
+        <w:t>SUM functions</w:t>
+      </w:r>
+      <w:r>
+        <w:t xml:space="preserve"> were used to calculate totals, such as the overall fares paid by passengers.</w:t>
+      </w:r>
+      <w:r>
+        <w:rPr>
+          <w:rFonts w:hint="default"/>
+          <w:lang w:val="en-US"/>
+        </w:rPr>
+        <w:t>(e.g; SUM, SUMIF,SUMIFS)</w:t>
+      </w:r>
+      <w:bookmarkStart w:id="0" w:name="_GoBack"/>
+      <w:bookmarkEnd w:id="0"/>
     </w:p>
     <w:p>
       <w:pPr>
@@ -1783,7 +2065,53 @@
         <w:ind w:left="1300" w:leftChars="0" w:hanging="420" w:firstLineChars="0"/>
       </w:pPr>
       <w:r>
-        <w:t>Majority of passengers were male.</w:t>
+        <w:rPr>
+          <w:rStyle w:val="15"/>
+        </w:rPr>
+        <w:t>AVERAGE functions</w:t>
+      </w:r>
+      <w:r>
+        <w:t xml:space="preserve"> provided meaningful measures like the average passenger age and average fare. Together, these formulas highlighted that survival rates were higher among females and first-class passengers, while missing values in the Age column were easily identified and quantified.</w:t>
+      </w:r>
+    </w:p>
+    <w:p>
+      <w:pPr>
+        <w:spacing w:line="360" w:lineRule="auto"/>
+        <w:rPr>
+          <w:b/>
+          <w:bCs/>
+        </w:rPr>
+      </w:pPr>
+    </w:p>
+    <w:p>
+      <w:pPr>
+        <w:pStyle w:val="4"/>
+        <w:keepNext w:val="0"/>
+        <w:keepLines w:val="0"/>
+        <w:widowControl/>
+        <w:suppressLineNumbers w:val="0"/>
+        <w:spacing w:line="360" w:lineRule="auto"/>
+        <w:rPr>
+          <w:rFonts w:hint="default" w:ascii="Times New Roman" w:hAnsi="Times New Roman" w:cs="Times New Roman"/>
+          <w:lang w:val="en-US"/>
+        </w:rPr>
+      </w:pPr>
+      <w:r>
+        <w:rPr>
+          <w:rFonts w:hint="default" w:ascii="Times New Roman" w:hAnsi="Times New Roman" w:cs="Times New Roman"/>
+          <w:b/>
+          <w:bCs/>
+        </w:rPr>
+        <w:t>Key Insights</w:t>
+      </w:r>
+      <w:r>
+        <w:rPr>
+          <w:rFonts w:hint="default" w:ascii="Times New Roman" w:hAnsi="Times New Roman" w:cs="Times New Roman"/>
+          <w:b/>
+          <w:bCs/>
+          <w:lang w:val="en-US"/>
+        </w:rPr>
+        <w:t>:</w:t>
       </w:r>
     </w:p>
     <w:p>
@@ -1801,7 +2129,7 @@
         <w:ind w:left="1300" w:leftChars="0" w:hanging="420" w:firstLineChars="0"/>
       </w:pPr>
       <w:r>
-        <w:t>Survival rate was higher among females and first-class passengers.</w:t>
+        <w:t>Majority of passengers were male.</w:t>
       </w:r>
     </w:p>
     <w:p>
@@ -1819,6 +2147,24 @@
         <w:ind w:left="1300" w:leftChars="0" w:hanging="420" w:firstLineChars="0"/>
       </w:pPr>
       <w:r>
+        <w:t>Survival rate was higher among females and first-class passengers.</w:t>
+      </w:r>
+    </w:p>
+    <w:p>
+      <w:pPr>
+        <w:pStyle w:val="14"/>
+        <w:keepNext w:val="0"/>
+        <w:keepLines w:val="0"/>
+        <w:widowControl/>
+        <w:numPr>
+          <w:ilvl w:val="0"/>
+          <w:numId w:val="6"/>
+        </w:numPr>
+        <w:suppressLineNumbers w:val="0"/>
+        <w:spacing w:line="360" w:lineRule="auto"/>
+        <w:ind w:left="1300" w:leftChars="0" w:hanging="420" w:firstLineChars="0"/>
+      </w:pPr>
+      <w:r>
         <w:t xml:space="preserve">Age column had missing values, identified using </w:t>
       </w:r>
       <w:r>
@@ -1946,8 +2292,6 @@
           <w:lang w:val="en-US"/>
         </w:rPr>
       </w:pPr>
-      <w:bookmarkStart w:id="0" w:name="_GoBack"/>
-      <w:bookmarkEnd w:id="0"/>
     </w:p>
     <w:sectPr>
       <w:pgSz w:w="12240" w:h="15840"/>
@@ -2032,6 +2376,26 @@
     </w:lvl>
   </w:abstractNum>
   <w:abstractNum w:abstractNumId="1">
+    <w:nsid w:val="0BD67C26"/>
+    <w:multiLevelType w:val="singleLevel"/>
+    <w:tmpl w:val="0BD67C26"/>
+    <w:lvl w:ilvl="0" w:tentative="0">
+      <w:start w:val="1"/>
+      <w:numFmt w:val="bullet"/>
+      <w:lvlText w:val=""/>
+      <w:lvlJc w:val="left"/>
+      <w:pPr>
+        <w:tabs>
+          <w:tab w:val="left" w:pos="420"/>
+        </w:tabs>
+        <w:ind w:left="2180" w:leftChars="0" w:hanging="420" w:firstLineChars="0"/>
+      </w:pPr>
+      <w:rPr>
+        <w:rFonts w:hint="default" w:ascii="Wingdings" w:hAnsi="Wingdings"/>
+      </w:rPr>
+    </w:lvl>
+  </w:abstractNum>
+  <w:abstractNum w:abstractNumId="2">
     <w:nsid w:val="3A6912B6"/>
     <w:multiLevelType w:val="multilevel"/>
     <w:tmpl w:val="3A6912B6"/>
@@ -2144,7 +2508,7 @@
       </w:rPr>
     </w:lvl>
   </w:abstractNum>
-  <w:abstractNum w:abstractNumId="2">
+  <w:abstractNum w:abstractNumId="3">
     <w:nsid w:val="424C3268"/>
     <w:multiLevelType w:val="multilevel"/>
     <w:tmpl w:val="424C3268"/>
@@ -2257,7 +2621,7 @@
       </w:rPr>
     </w:lvl>
   </w:abstractNum>
-  <w:abstractNum w:abstractNumId="3">
+  <w:abstractNum w:abstractNumId="4">
     <w:nsid w:val="46347A41"/>
     <w:multiLevelType w:val="multilevel"/>
     <w:tmpl w:val="46347A41"/>
@@ -2370,7 +2734,7 @@
       </w:rPr>
     </w:lvl>
   </w:abstractNum>
-  <w:abstractNum w:abstractNumId="4">
+  <w:abstractNum w:abstractNumId="5">
     <w:nsid w:val="7C5F1C81"/>
     <w:multiLevelType w:val="multilevel"/>
     <w:tmpl w:val="7C5F1C81"/>
@@ -2483,7 +2847,7 @@
       </w:rPr>
     </w:lvl>
   </w:abstractNum>
-  <w:abstractNum w:abstractNumId="5">
+  <w:abstractNum w:abstractNumId="6">
     <w:nsid w:val="7CFE7B64"/>
     <w:multiLevelType w:val="multilevel"/>
     <w:tmpl w:val="7CFE7B64"/>
@@ -2597,22 +2961,25 @@
     </w:lvl>
   </w:abstractNum>
   <w:num w:numId="1">
+    <w:abstractNumId w:val="3"/>
+  </w:num>
+  <w:num w:numId="2">
+    <w:abstractNumId w:val="5"/>
+  </w:num>
+  <w:num w:numId="3">
+    <w:abstractNumId w:val="6"/>
+  </w:num>
+  <w:num w:numId="4">
     <w:abstractNumId w:val="2"/>
   </w:num>
-  <w:num w:numId="2">
+  <w:num w:numId="5">
     <w:abstractNumId w:val="4"/>
-  </w:num>
-  <w:num w:numId="3">
-    <w:abstractNumId w:val="5"/>
-  </w:num>
-  <w:num w:numId="4">
-    <w:abstractNumId w:val="1"/>
-  </w:num>
-  <w:num w:numId="5">
-    <w:abstractNumId w:val="3"/>
   </w:num>
   <w:num w:numId="6">
     <w:abstractNumId w:val="0"/>
+  </w:num>
+  <w:num w:numId="7">
+    <w:abstractNumId w:val="1"/>
   </w:num>
 </w:numbering>
 </file>
@@ -3158,6 +3525,7 @@
       <w:jc w:val="left"/>
     </w:pPr>
     <w:rPr>
+      <w:rFonts w:ascii="Times New Roman" w:hAnsi="Times New Roman" w:eastAsia="SimSun" w:cs="Times New Roman"/>
       <w:kern w:val="0"/>
       <w:sz w:val="24"/>
       <w:szCs w:val="24"/>
